--- a/docs/old draft.docx
+++ b/docs/old draft.docx
@@ -1,6 +1,6 @@
 
 <file path=word/document.xml><?xml version="1.0" encoding="utf-8"?>
-<w:document xmlns:wpc="http://schemas.microsoft.com/office/word/2010/wordprocessingCanvas" xmlns:cx="http://schemas.microsoft.com/office/drawing/2014/chartex" xmlns:cx1="http://schemas.microsoft.com/office/drawing/2015/9/8/chartex" xmlns:cx2="http://schemas.microsoft.com/office/drawing/2015/10/21/chartex" xmlns:cx3="http://schemas.microsoft.com/office/drawing/2016/5/9/chartex" xmlns:cx4="http://schemas.microsoft.com/office/drawing/2016/5/10/chartex" xmlns:cx5="http://schemas.microsoft.com/office/drawing/2016/5/11/chartex" xmlns:cx6="http://schemas.microsoft.com/office/drawing/2016/5/12/chartex" xmlns:cx7="http://schemas.microsoft.com/office/drawing/2016/5/13/chartex" xmlns:cx8="http://schemas.microsoft.com/office/drawing/2016/5/14/chartex" xmlns:mc="http://schemas.openxmlformats.org/markup-compatibility/2006" xmlns:aink="http://schemas.microsoft.com/office/drawing/2016/ink" xmlns:am3d="http://schemas.microsoft.com/office/drawing/2017/model3d" xmlns:o="urn:schemas-microsoft-com:office:office" xmlns:oel="http://schemas.microsoft.com/office/2019/extlst" xmlns:r="http://schemas.openxmlformats.org/officeDocument/2006/relationships" xmlns:m="http://schemas.openxmlformats.org/officeDocument/2006/math" xmlns:v="urn:schemas-microsoft-com:vml" xmlns:wp14="http://schemas.microsoft.com/office/word/2010/wordprocessingDrawing" xmlns:wp="http://schemas.openxmlformats.org/drawingml/2006/wordprocessingDrawing" xmlns:w10="urn:schemas-microsoft-com:office:word" xmlns:w="http://schemas.openxmlformats.org/wordprocessingml/2006/main" xmlns:w14="http://schemas.microsoft.com/office/word/2010/wordml" xmlns:w15="http://schemas.microsoft.com/office/word/2012/wordml" xmlns:w16cex="http://schemas.microsoft.com/office/word/2018/wordml/cex" xmlns:w16cid="http://schemas.microsoft.com/office/word/2016/wordml/cid" xmlns:w16="http://schemas.microsoft.com/office/word/2018/wordml" xmlns:w16sdtdh="http://schemas.microsoft.com/office/word/2020/wordml/sdtdatahash" xmlns:w16se="http://schemas.microsoft.com/office/word/2015/wordml/symex" xmlns:wpg="http://schemas.microsoft.com/office/word/2010/wordprocessingGroup" xmlns:wpi="http://schemas.microsoft.com/office/word/2010/wordprocessingInk" xmlns:wne="http://schemas.microsoft.com/office/word/2006/wordml" xmlns:wps="http://schemas.microsoft.com/office/word/2010/wordprocessingShape" mc:Ignorable="w14 w15 w16se w16cid w16 w16cex w16sdtdh wp14">
+<w:document xmlns:wpc="http://schemas.microsoft.com/office/word/2010/wordprocessingCanvas" xmlns:cx="http://schemas.microsoft.com/office/drawing/2014/chartex" xmlns:cx1="http://schemas.microsoft.com/office/drawing/2015/9/8/chartex" xmlns:cx2="http://schemas.microsoft.com/office/drawing/2015/10/21/chartex" xmlns:cx3="http://schemas.microsoft.com/office/drawing/2016/5/9/chartex" xmlns:cx4="http://schemas.microsoft.com/office/drawing/2016/5/10/chartex" xmlns:cx5="http://schemas.microsoft.com/office/drawing/2016/5/11/chartex" xmlns:cx6="http://schemas.microsoft.com/office/drawing/2016/5/12/chartex" xmlns:cx7="http://schemas.microsoft.com/office/drawing/2016/5/13/chartex" xmlns:cx8="http://schemas.microsoft.com/office/drawing/2016/5/14/chartex" xmlns:mc="http://schemas.openxmlformats.org/markup-compatibility/2006" xmlns:aink="http://schemas.microsoft.com/office/drawing/2016/ink" xmlns:am3d="http://schemas.microsoft.com/office/drawing/2017/model3d" xmlns:o="urn:schemas-microsoft-com:office:office" xmlns:oel="http://schemas.microsoft.com/office/2019/extlst" xmlns:r="http://schemas.openxmlformats.org/officeDocument/2006/relationships" xmlns:m="http://schemas.openxmlformats.org/officeDocument/2006/math" xmlns:v="urn:schemas-microsoft-com:vml" xmlns:wp14="http://schemas.microsoft.com/office/word/2010/wordprocessingDrawing" xmlns:wp="http://schemas.openxmlformats.org/drawingml/2006/wordprocessingDrawing" xmlns:w10="urn:schemas-microsoft-com:office:word" xmlns:w="http://schemas.openxmlformats.org/wordprocessingml/2006/main" xmlns:w14="http://schemas.microsoft.com/office/word/2010/wordml" xmlns:w15="http://schemas.microsoft.com/office/word/2012/wordml" xmlns:w16cex="http://schemas.microsoft.com/office/word/2018/wordml/cex" xmlns:w16cid="http://schemas.microsoft.com/office/word/2016/wordml/cid" xmlns:w16="http://schemas.microsoft.com/office/word/2018/wordml" xmlns:w16du="http://schemas.microsoft.com/office/word/2023/wordml/word16du" xmlns:w16sdtdh="http://schemas.microsoft.com/office/word/2020/wordml/sdtdatahash" xmlns:w16sdtfl="http://schemas.microsoft.com/office/word/2024/wordml/sdtformatlock" xmlns:w16se="http://schemas.microsoft.com/office/word/2015/wordml/symex" xmlns:wpg="http://schemas.microsoft.com/office/word/2010/wordprocessingGroup" xmlns:wpi="http://schemas.microsoft.com/office/word/2010/wordprocessingInk" xmlns:wne="http://schemas.microsoft.com/office/word/2006/wordml" xmlns:wps="http://schemas.microsoft.com/office/word/2010/wordprocessingShape" mc:Ignorable="w14 w15 w16se w16cid w16 w16cex w16sdtdh w16sdtfl w16du wp14">
   <w:body>
     <w:p>
       <w:pPr>
@@ -115,7 +115,7 @@
           <w:noProof/>
         </w:rPr>
         <w:drawing>
-          <wp:inline distT="0" distB="0" distL="0" distR="0" wp14:anchorId="0C6C51E7" wp14:editId="26B29A1E">
+          <wp:inline distT="0" distB="0" distL="0" distR="0" wp14:anchorId="0C6C51E7" wp14:editId="62FA02B4">
             <wp:extent cx="5956656" cy="2736273"/>
             <wp:effectExtent l="0" t="0" r="6350" b="6985"/>
             <wp:docPr id="2" name="Picture 2"/>
@@ -289,63 +289,7 @@
                               <w:rPr>
                                 <w:lang w:val="es-CO"/>
                               </w:rPr>
-                              <w:t xml:space="preserve">(((venezolano OR venezolana OR venezolanos OR venezolanas OR </w:t>
-                            </w:r>
-                            <w:proofErr w:type="spellStart"/>
-                            <w:r>
-                              <w:rPr>
-                                <w:lang w:val="es-CO"/>
-                              </w:rPr>
-                              <w:t>venezuela</w:t>
-                            </w:r>
-                            <w:proofErr w:type="spellEnd"/>
-                            <w:r>
-                              <w:rPr>
-                                <w:lang w:val="es-CO"/>
-                              </w:rPr>
-                              <w:t xml:space="preserve"> OR </w:t>
-                            </w:r>
-                            <w:proofErr w:type="spellStart"/>
-                            <w:r>
-                              <w:rPr>
-                                <w:lang w:val="es-CO"/>
-                              </w:rPr>
-                              <w:t>vzla</w:t>
-                            </w:r>
-                            <w:proofErr w:type="spellEnd"/>
-                            <w:r>
-                              <w:rPr>
-                                <w:lang w:val="es-CO"/>
-                              </w:rPr>
-                              <w:t xml:space="preserve"> OR </w:t>
-                            </w:r>
-                            <w:proofErr w:type="spellStart"/>
-                            <w:r>
-                              <w:rPr>
-                                <w:lang w:val="es-CO"/>
-                              </w:rPr>
-                              <w:t>vnzla</w:t>
-                            </w:r>
-                            <w:proofErr w:type="spellEnd"/>
-                            <w:r>
-                              <w:rPr>
-                                <w:lang w:val="es-CO"/>
-                              </w:rPr>
-                              <w:t xml:space="preserve">) (migrante OR migrantes OR </w:t>
-                            </w:r>
-                            <w:proofErr w:type="spellStart"/>
-                            <w:r>
-                              <w:rPr>
-                                <w:lang w:val="es-CO"/>
-                              </w:rPr>
-                              <w:t>migracion</w:t>
-                            </w:r>
-                            <w:proofErr w:type="spellEnd"/>
-                            <w:r>
-                              <w:rPr>
-                                <w:lang w:val="es-CO"/>
-                              </w:rPr>
-                              <w:t>)) OR veneco OR veneca OR venecos OR venecas)</w:t>
+                              <w:t>(((venezolano OR venezolana OR venezolanos OR venezolanas OR venezuela OR vzla OR vnzla) (migrante OR migrantes OR migracion)) OR veneco OR veneca OR venecos OR venecas)</w:t>
                             </w:r>
                           </w:p>
                         </w:txbxContent>
@@ -365,7 +309,7 @@
                 <v:stroke joinstyle="miter"/>
                 <v:path gradientshapeok="t" o:connecttype="rect"/>
               </v:shapetype>
-              <v:shape id="Text Box 2" o:spid="_x0000_s1026" type="#_x0000_t202" style="width:297.95pt;height:110.6pt;visibility:visible;mso-wrap-style:square;mso-left-percent:-10001;mso-top-percent:-10001;mso-position-horizontal:absolute;mso-position-horizontal-relative:char;mso-position-vertical:absolute;mso-position-vertical-relative:line;mso-left-percent:-10001;mso-top-percent:-10001;v-text-anchor:top" o:gfxdata="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">
+              <v:shape id="Text Box 2" o:spid="_x0000_s1026" type="#_x0000_t202" style="width:297.95pt;height:110.6pt;visibility:visible;mso-wrap-style:square;mso-left-percent:-10001;mso-top-percent:-10001;mso-position-horizontal:absolute;mso-position-horizontal-relative:char;mso-position-vertical:absolute;mso-position-vertical-relative:line;mso-left-percent:-10001;mso-top-percent:-10001;v-text-anchor:top" o:gfxdata="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">
                 <v:textbox style="mso-fit-shape-to-text:t">
                   <w:txbxContent>
                     <w:p>
@@ -378,63 +322,7 @@
                         <w:rPr>
                           <w:lang w:val="es-CO"/>
                         </w:rPr>
-                        <w:t xml:space="preserve">(((venezolano OR venezolana OR venezolanos OR venezolanas OR </w:t>
-                      </w:r>
-                      <w:proofErr w:type="spellStart"/>
-                      <w:r>
-                        <w:rPr>
-                          <w:lang w:val="es-CO"/>
-                        </w:rPr>
-                        <w:t>venezuela</w:t>
-                      </w:r>
-                      <w:proofErr w:type="spellEnd"/>
-                      <w:r>
-                        <w:rPr>
-                          <w:lang w:val="es-CO"/>
-                        </w:rPr>
-                        <w:t xml:space="preserve"> OR </w:t>
-                      </w:r>
-                      <w:proofErr w:type="spellStart"/>
-                      <w:r>
-                        <w:rPr>
-                          <w:lang w:val="es-CO"/>
-                        </w:rPr>
-                        <w:t>vzla</w:t>
-                      </w:r>
-                      <w:proofErr w:type="spellEnd"/>
-                      <w:r>
-                        <w:rPr>
-                          <w:lang w:val="es-CO"/>
-                        </w:rPr>
-                        <w:t xml:space="preserve"> OR </w:t>
-                      </w:r>
-                      <w:proofErr w:type="spellStart"/>
-                      <w:r>
-                        <w:rPr>
-                          <w:lang w:val="es-CO"/>
-                        </w:rPr>
-                        <w:t>vnzla</w:t>
-                      </w:r>
-                      <w:proofErr w:type="spellEnd"/>
-                      <w:r>
-                        <w:rPr>
-                          <w:lang w:val="es-CO"/>
-                        </w:rPr>
-                        <w:t xml:space="preserve">) (migrante OR migrantes OR </w:t>
-                      </w:r>
-                      <w:proofErr w:type="spellStart"/>
-                      <w:r>
-                        <w:rPr>
-                          <w:lang w:val="es-CO"/>
-                        </w:rPr>
-                        <w:t>migracion</w:t>
-                      </w:r>
-                      <w:proofErr w:type="spellEnd"/>
-                      <w:r>
-                        <w:rPr>
-                          <w:lang w:val="es-CO"/>
-                        </w:rPr>
-                        <w:t>)) OR veneco OR veneca OR venecos OR venecas)</w:t>
+                        <w:t>(((venezolano OR venezolana OR venezolanos OR venezolanas OR venezuela OR vzla OR vnzla) (migrante OR migrantes OR migracion)) OR veneco OR veneca OR venecos OR venecas)</w:t>
                       </w:r>
                     </w:p>
                   </w:txbxContent>
@@ -454,27 +342,14 @@
       <w:r>
         <w:t xml:space="preserve">Figure </w:t>
       </w:r>
-      <w:r>
-        <w:fldChar w:fldCharType="begin"/>
-      </w:r>
-      <w:r>
-        <w:instrText xml:space="preserve"> SEQ Figure \* ARABIC </w:instrText>
-      </w:r>
-      <w:r>
-        <w:fldChar w:fldCharType="separate"/>
-      </w:r>
-      <w:r>
-        <w:rPr>
-          <w:noProof/>
-        </w:rPr>
-        <w:t>1</w:t>
-      </w:r>
-      <w:r>
-        <w:rPr>
-          <w:noProof/>
-        </w:rPr>
-        <w:fldChar w:fldCharType="end"/>
-      </w:r>
+      <w:fldSimple w:instr=" SEQ Figure \* ARABIC ">
+        <w:r>
+          <w:rPr>
+            <w:noProof/>
+          </w:rPr>
+          <w:t>1</w:t>
+        </w:r>
+      </w:fldSimple>
       <w:bookmarkEnd w:id="1"/>
       <w:r>
         <w:t xml:space="preserve">. Tweets extraction query. </w:t>
@@ -1160,27 +1035,14 @@
       <w:r>
         <w:t xml:space="preserve">Figure </w:t>
       </w:r>
-      <w:r>
-        <w:fldChar w:fldCharType="begin"/>
-      </w:r>
-      <w:r>
-        <w:instrText xml:space="preserve"> SEQ Figure \* ARABIC </w:instrText>
-      </w:r>
-      <w:r>
-        <w:fldChar w:fldCharType="separate"/>
-      </w:r>
-      <w:r>
-        <w:rPr>
-          <w:noProof/>
-        </w:rPr>
-        <w:t>2</w:t>
-      </w:r>
-      <w:r>
-        <w:rPr>
-          <w:noProof/>
-        </w:rPr>
-        <w:fldChar w:fldCharType="end"/>
-      </w:r>
+      <w:fldSimple w:instr=" SEQ Figure \* ARABIC ">
+        <w:r>
+          <w:rPr>
+            <w:noProof/>
+          </w:rPr>
+          <w:t>2</w:t>
+        </w:r>
+      </w:fldSimple>
       <w:r>
         <w:t>. Criteria used for the tone scale labeling.</w:t>
       </w:r>
@@ -4048,27 +3910,14 @@
       <w:r>
         <w:t xml:space="preserve">Figure </w:t>
       </w:r>
-      <w:r>
-        <w:fldChar w:fldCharType="begin"/>
-      </w:r>
-      <w:r>
-        <w:instrText xml:space="preserve"> SEQ Figure \* ARABIC </w:instrText>
-      </w:r>
-      <w:r>
-        <w:fldChar w:fldCharType="separate"/>
-      </w:r>
-      <w:r>
-        <w:rPr>
-          <w:noProof/>
-        </w:rPr>
-        <w:t>3</w:t>
-      </w:r>
-      <w:r>
-        <w:rPr>
-          <w:noProof/>
-        </w:rPr>
-        <w:fldChar w:fldCharType="end"/>
-      </w:r>
+      <w:fldSimple w:instr=" SEQ Figure \* ARABIC ">
+        <w:r>
+          <w:rPr>
+            <w:noProof/>
+          </w:rPr>
+          <w:t>3</w:t>
+        </w:r>
+      </w:fldSimple>
       <w:bookmarkEnd w:id="8"/>
       <w:r>
         <w:t>. Tweets filtering process.</w:t>
@@ -4161,7 +4010,7 @@
           <w:noProof/>
         </w:rPr>
         <w:drawing>
-          <wp:inline distT="0" distB="0" distL="0" distR="0" wp14:anchorId="633D10E9" wp14:editId="1001B33E">
+          <wp:inline distT="0" distB="0" distL="0" distR="0" wp14:anchorId="633D10E9" wp14:editId="4D3E1D61">
             <wp:extent cx="5463502" cy="1592344"/>
             <wp:effectExtent l="0" t="0" r="4445" b="8255"/>
             <wp:docPr id="14" name="Picture 14"/>
@@ -4215,27 +4064,14 @@
       <w:r>
         <w:t xml:space="preserve">Figure </w:t>
       </w:r>
-      <w:r>
-        <w:fldChar w:fldCharType="begin"/>
-      </w:r>
-      <w:r>
-        <w:instrText xml:space="preserve"> SEQ Figure \* ARABIC </w:instrText>
-      </w:r>
-      <w:r>
-        <w:fldChar w:fldCharType="separate"/>
-      </w:r>
-      <w:r>
-        <w:rPr>
-          <w:noProof/>
-        </w:rPr>
-        <w:t>4</w:t>
-      </w:r>
-      <w:r>
-        <w:rPr>
-          <w:noProof/>
-        </w:rPr>
-        <w:fldChar w:fldCharType="end"/>
-      </w:r>
+      <w:fldSimple w:instr=" SEQ Figure \* ARABIC ">
+        <w:r>
+          <w:rPr>
+            <w:noProof/>
+          </w:rPr>
+          <w:t>4</w:t>
+        </w:r>
+      </w:fldSimple>
       <w:bookmarkEnd w:id="9"/>
       <w:r>
         <w:t>. Monthly number of valid tweets</w:t>
@@ -4307,27 +4143,14 @@
       <w:r>
         <w:t xml:space="preserve">Figure </w:t>
       </w:r>
-      <w:r>
-        <w:fldChar w:fldCharType="begin"/>
-      </w:r>
-      <w:r>
-        <w:instrText xml:space="preserve"> SEQ Figure \* ARABIC </w:instrText>
-      </w:r>
-      <w:r>
-        <w:fldChar w:fldCharType="separate"/>
-      </w:r>
-      <w:r>
-        <w:rPr>
-          <w:noProof/>
-        </w:rPr>
-        <w:t>5</w:t>
-      </w:r>
-      <w:r>
-        <w:rPr>
-          <w:noProof/>
-        </w:rPr>
-        <w:fldChar w:fldCharType="end"/>
-      </w:r>
+      <w:fldSimple w:instr=" SEQ Figure \* ARABIC ">
+        <w:r>
+          <w:rPr>
+            <w:noProof/>
+          </w:rPr>
+          <w:t>5</w:t>
+        </w:r>
+      </w:fldSimple>
       <w:bookmarkEnd w:id="10"/>
       <w:r>
         <w:t xml:space="preserve">. </w:t>
@@ -4521,27 +4344,14 @@
       <w:r>
         <w:t xml:space="preserve">Figure </w:t>
       </w:r>
-      <w:r>
-        <w:fldChar w:fldCharType="begin"/>
-      </w:r>
-      <w:r>
-        <w:instrText xml:space="preserve"> SEQ Figure \* ARABIC </w:instrText>
-      </w:r>
-      <w:r>
-        <w:fldChar w:fldCharType="separate"/>
-      </w:r>
-      <w:r>
-        <w:rPr>
-          <w:noProof/>
-        </w:rPr>
-        <w:t>6</w:t>
-      </w:r>
-      <w:r>
-        <w:rPr>
-          <w:noProof/>
-        </w:rPr>
-        <w:fldChar w:fldCharType="end"/>
-      </w:r>
+      <w:fldSimple w:instr=" SEQ Figure \* ARABIC ">
+        <w:r>
+          <w:rPr>
+            <w:noProof/>
+          </w:rPr>
+          <w:t>6</w:t>
+        </w:r>
+      </w:fldSimple>
       <w:bookmarkEnd w:id="11"/>
       <w:r>
         <w:t>. Yearly distribution of retweets</w:t>
@@ -4811,27 +4621,14 @@
             <w:r>
               <w:t xml:space="preserve">Figure </w:t>
             </w:r>
-            <w:r>
-              <w:fldChar w:fldCharType="begin"/>
-            </w:r>
-            <w:r>
-              <w:instrText xml:space="preserve"> SEQ Figure \* ARABIC </w:instrText>
-            </w:r>
-            <w:r>
-              <w:fldChar w:fldCharType="separate"/>
-            </w:r>
-            <w:r>
-              <w:rPr>
-                <w:noProof/>
-              </w:rPr>
-              <w:t>7</w:t>
-            </w:r>
-            <w:r>
-              <w:rPr>
-                <w:noProof/>
-              </w:rPr>
-              <w:fldChar w:fldCharType="end"/>
-            </w:r>
+            <w:fldSimple w:instr=" SEQ Figure \* ARABIC ">
+              <w:r>
+                <w:rPr>
+                  <w:noProof/>
+                </w:rPr>
+                <w:t>7</w:t>
+              </w:r>
+            </w:fldSimple>
             <w:bookmarkEnd w:id="13"/>
             <w:r>
               <w:t xml:space="preserve">. </w:t>
@@ -4860,7 +4657,7 @@
                 <w:noProof/>
               </w:rPr>
               <w:drawing>
-                <wp:inline distT="0" distB="0" distL="0" distR="0" wp14:anchorId="4A266B17" wp14:editId="79E0232E">
+                <wp:inline distT="0" distB="0" distL="0" distR="0" wp14:anchorId="4A266B17" wp14:editId="7BE9A3CE">
                   <wp:extent cx="2381002" cy="1775407"/>
                   <wp:effectExtent l="0" t="0" r="635" b="0"/>
                   <wp:docPr id="22" name="Picture 22"/>
@@ -4915,27 +4712,14 @@
             <w:r>
               <w:t xml:space="preserve">Figure </w:t>
             </w:r>
-            <w:r>
-              <w:fldChar w:fldCharType="begin"/>
-            </w:r>
-            <w:r>
-              <w:instrText xml:space="preserve"> SEQ Figure \* ARABIC </w:instrText>
-            </w:r>
-            <w:r>
-              <w:fldChar w:fldCharType="separate"/>
-            </w:r>
-            <w:r>
-              <w:rPr>
-                <w:noProof/>
-              </w:rPr>
-              <w:t>8</w:t>
-            </w:r>
-            <w:r>
-              <w:rPr>
-                <w:noProof/>
-              </w:rPr>
-              <w:fldChar w:fldCharType="end"/>
-            </w:r>
+            <w:fldSimple w:instr=" SEQ Figure \* ARABIC ">
+              <w:r>
+                <w:rPr>
+                  <w:noProof/>
+                </w:rPr>
+                <w:t>8</w:t>
+              </w:r>
+            </w:fldSimple>
             <w:bookmarkEnd w:id="14"/>
             <w:r>
               <w:t>. Tone yearly proportion.</w:t>
@@ -5016,7 +4800,7 @@
           <w:noProof/>
         </w:rPr>
         <w:drawing>
-          <wp:inline distT="0" distB="0" distL="0" distR="0" wp14:anchorId="2418B88B" wp14:editId="51CB2891">
+          <wp:inline distT="0" distB="0" distL="0" distR="0" wp14:anchorId="2418B88B" wp14:editId="278A3395">
             <wp:extent cx="2802255" cy="1771650"/>
             <wp:effectExtent l="0" t="0" r="0" b="0"/>
             <wp:docPr id="23" name="Picture 23"/>
@@ -5070,27 +4854,14 @@
       <w:r>
         <w:t xml:space="preserve">Figure </w:t>
       </w:r>
-      <w:r>
-        <w:fldChar w:fldCharType="begin"/>
-      </w:r>
-      <w:r>
-        <w:instrText xml:space="preserve"> SEQ Figure \* ARABIC </w:instrText>
-      </w:r>
-      <w:r>
-        <w:fldChar w:fldCharType="separate"/>
-      </w:r>
-      <w:r>
-        <w:rPr>
-          <w:noProof/>
-        </w:rPr>
-        <w:t>9</w:t>
-      </w:r>
-      <w:r>
-        <w:rPr>
-          <w:noProof/>
-        </w:rPr>
-        <w:fldChar w:fldCharType="end"/>
-      </w:r>
+      <w:fldSimple w:instr=" SEQ Figure \* ARABIC ">
+        <w:r>
+          <w:rPr>
+            <w:noProof/>
+          </w:rPr>
+          <w:t>9</w:t>
+        </w:r>
+      </w:fldSimple>
       <w:bookmarkEnd w:id="15"/>
       <w:r>
         <w:t>. Amplification in tweets tone by retweets by year.</w:t>
@@ -5255,7 +5026,7 @@
         </w:rPr>
         <w:lastRenderedPageBreak/>
         <w:drawing>
-          <wp:inline distT="0" distB="0" distL="0" distR="0" wp14:anchorId="793280BA" wp14:editId="600242D7">
+          <wp:inline distT="0" distB="0" distL="0" distR="0" wp14:anchorId="793280BA" wp14:editId="28C4F8D1">
             <wp:extent cx="6178712" cy="2173787"/>
             <wp:effectExtent l="0" t="0" r="0" b="0"/>
             <wp:docPr id="16" name="Picture 16"/>
@@ -5310,27 +5081,14 @@
       <w:r>
         <w:t xml:space="preserve">Figure </w:t>
       </w:r>
-      <w:r>
-        <w:fldChar w:fldCharType="begin"/>
-      </w:r>
-      <w:r>
-        <w:instrText xml:space="preserve"> SEQ Figure \* ARABIC </w:instrText>
-      </w:r>
-      <w:r>
-        <w:fldChar w:fldCharType="separate"/>
-      </w:r>
-      <w:r>
-        <w:rPr>
-          <w:noProof/>
-        </w:rPr>
-        <w:t>10</w:t>
-      </w:r>
-      <w:r>
-        <w:rPr>
-          <w:noProof/>
-        </w:rPr>
-        <w:fldChar w:fldCharType="end"/>
-      </w:r>
+      <w:fldSimple w:instr=" SEQ Figure \* ARABIC ">
+        <w:r>
+          <w:rPr>
+            <w:noProof/>
+          </w:rPr>
+          <w:t>10</w:t>
+        </w:r>
+      </w:fldSimple>
       <w:bookmarkEnd w:id="16"/>
       <w:r>
         <w:t xml:space="preserve">. </w:t>
@@ -5413,27 +5171,14 @@
       <w:r>
         <w:t xml:space="preserve">Figure </w:t>
       </w:r>
-      <w:r>
-        <w:fldChar w:fldCharType="begin"/>
-      </w:r>
-      <w:r>
-        <w:instrText xml:space="preserve"> SEQ Figure \* ARABIC </w:instrText>
-      </w:r>
-      <w:r>
-        <w:fldChar w:fldCharType="separate"/>
-      </w:r>
-      <w:r>
-        <w:rPr>
-          <w:noProof/>
-        </w:rPr>
-        <w:t>11</w:t>
-      </w:r>
-      <w:r>
-        <w:rPr>
-          <w:noProof/>
-        </w:rPr>
-        <w:fldChar w:fldCharType="end"/>
-      </w:r>
+      <w:fldSimple w:instr=" SEQ Figure \* ARABIC ">
+        <w:r>
+          <w:rPr>
+            <w:noProof/>
+          </w:rPr>
+          <w:t>11</w:t>
+        </w:r>
+      </w:fldSimple>
       <w:bookmarkEnd w:id="17"/>
       <w:r>
         <w:t>. Yearly</w:t>
@@ -5678,27 +5423,14 @@
       <w:r>
         <w:t xml:space="preserve">Figure </w:t>
       </w:r>
-      <w:r>
-        <w:fldChar w:fldCharType="begin"/>
-      </w:r>
-      <w:r>
-        <w:instrText xml:space="preserve"> SEQ Figure \* ARABIC </w:instrText>
-      </w:r>
-      <w:r>
-        <w:fldChar w:fldCharType="separate"/>
-      </w:r>
-      <w:r>
-        <w:rPr>
-          <w:noProof/>
-        </w:rPr>
-        <w:t>12</w:t>
-      </w:r>
-      <w:r>
-        <w:rPr>
-          <w:noProof/>
-        </w:rPr>
-        <w:fldChar w:fldCharType="end"/>
-      </w:r>
+      <w:fldSimple w:instr=" SEQ Figure \* ARABIC ">
+        <w:r>
+          <w:rPr>
+            <w:noProof/>
+          </w:rPr>
+          <w:t>12</w:t>
+        </w:r>
+      </w:fldSimple>
       <w:bookmarkEnd w:id="18"/>
       <w:r>
         <w:t xml:space="preserve">. </w:t>
@@ -5775,27 +5507,14 @@
       <w:r>
         <w:t xml:space="preserve">Figure </w:t>
       </w:r>
-      <w:r>
-        <w:fldChar w:fldCharType="begin"/>
-      </w:r>
-      <w:r>
-        <w:instrText xml:space="preserve"> SEQ Figure \* ARABIC </w:instrText>
-      </w:r>
-      <w:r>
-        <w:fldChar w:fldCharType="separate"/>
-      </w:r>
-      <w:r>
-        <w:rPr>
-          <w:noProof/>
-        </w:rPr>
-        <w:t>13</w:t>
-      </w:r>
-      <w:r>
-        <w:rPr>
-          <w:noProof/>
-        </w:rPr>
-        <w:fldChar w:fldCharType="end"/>
-      </w:r>
+      <w:fldSimple w:instr=" SEQ Figure \* ARABIC ">
+        <w:r>
+          <w:rPr>
+            <w:noProof/>
+          </w:rPr>
+          <w:t>13</w:t>
+        </w:r>
+      </w:fldSimple>
       <w:bookmarkEnd w:id="20"/>
       <w:r>
         <w:t xml:space="preserve">. Monthly </w:t>
@@ -5828,7 +5547,7 @@
 </file>
 
 <file path=word/comments.xml><?xml version="1.0" encoding="utf-8"?>
-<w:comments xmlns:wpc="http://schemas.microsoft.com/office/word/2010/wordprocessingCanvas" xmlns:cx="http://schemas.microsoft.com/office/drawing/2014/chartex" xmlns:cx1="http://schemas.microsoft.com/office/drawing/2015/9/8/chartex" xmlns:cx2="http://schemas.microsoft.com/office/drawing/2015/10/21/chartex" xmlns:cx3="http://schemas.microsoft.com/office/drawing/2016/5/9/chartex" xmlns:cx4="http://schemas.microsoft.com/office/drawing/2016/5/10/chartex" xmlns:cx5="http://schemas.microsoft.com/office/drawing/2016/5/11/chartex" xmlns:cx6="http://schemas.microsoft.com/office/drawing/2016/5/12/chartex" xmlns:cx7="http://schemas.microsoft.com/office/drawing/2016/5/13/chartex" xmlns:cx8="http://schemas.microsoft.com/office/drawing/2016/5/14/chartex" xmlns:mc="http://schemas.openxmlformats.org/markup-compatibility/2006" xmlns:aink="http://schemas.microsoft.com/office/drawing/2016/ink" xmlns:am3d="http://schemas.microsoft.com/office/drawing/2017/model3d" xmlns:o="urn:schemas-microsoft-com:office:office" xmlns:oel="http://schemas.microsoft.com/office/2019/extlst" xmlns:r="http://schemas.openxmlformats.org/officeDocument/2006/relationships" xmlns:m="http://schemas.openxmlformats.org/officeDocument/2006/math" xmlns:v="urn:schemas-microsoft-com:vml" xmlns:wp14="http://schemas.microsoft.com/office/word/2010/wordprocessingDrawing" xmlns:wp="http://schemas.openxmlformats.org/drawingml/2006/wordprocessingDrawing" xmlns:w10="urn:schemas-microsoft-com:office:word" xmlns:w="http://schemas.openxmlformats.org/wordprocessingml/2006/main" xmlns:w14="http://schemas.microsoft.com/office/word/2010/wordml" xmlns:w15="http://schemas.microsoft.com/office/word/2012/wordml" xmlns:w16cex="http://schemas.microsoft.com/office/word/2018/wordml/cex" xmlns:w16cid="http://schemas.microsoft.com/office/word/2016/wordml/cid" xmlns:w16="http://schemas.microsoft.com/office/word/2018/wordml" xmlns:w16sdtdh="http://schemas.microsoft.com/office/word/2020/wordml/sdtdatahash" xmlns:w16se="http://schemas.microsoft.com/office/word/2015/wordml/symex" xmlns:wpg="http://schemas.microsoft.com/office/word/2010/wordprocessingGroup" xmlns:wpi="http://schemas.microsoft.com/office/word/2010/wordprocessingInk" xmlns:wne="http://schemas.microsoft.com/office/word/2006/wordml" xmlns:wps="http://schemas.microsoft.com/office/word/2010/wordprocessingShape" mc:Ignorable="w14 w15 w16se w16cid w16 w16cex w16sdtdh wp14">
+<w:comments xmlns:wpc="http://schemas.microsoft.com/office/word/2010/wordprocessingCanvas" xmlns:cx="http://schemas.microsoft.com/office/drawing/2014/chartex" xmlns:cx1="http://schemas.microsoft.com/office/drawing/2015/9/8/chartex" xmlns:cx2="http://schemas.microsoft.com/office/drawing/2015/10/21/chartex" xmlns:cx3="http://schemas.microsoft.com/office/drawing/2016/5/9/chartex" xmlns:cx4="http://schemas.microsoft.com/office/drawing/2016/5/10/chartex" xmlns:cx5="http://schemas.microsoft.com/office/drawing/2016/5/11/chartex" xmlns:cx6="http://schemas.microsoft.com/office/drawing/2016/5/12/chartex" xmlns:cx7="http://schemas.microsoft.com/office/drawing/2016/5/13/chartex" xmlns:cx8="http://schemas.microsoft.com/office/drawing/2016/5/14/chartex" xmlns:mc="http://schemas.openxmlformats.org/markup-compatibility/2006" xmlns:aink="http://schemas.microsoft.com/office/drawing/2016/ink" xmlns:am3d="http://schemas.microsoft.com/office/drawing/2017/model3d" xmlns:o="urn:schemas-microsoft-com:office:office" xmlns:oel="http://schemas.microsoft.com/office/2019/extlst" xmlns:r="http://schemas.openxmlformats.org/officeDocument/2006/relationships" xmlns:m="http://schemas.openxmlformats.org/officeDocument/2006/math" xmlns:v="urn:schemas-microsoft-com:vml" xmlns:wp14="http://schemas.microsoft.com/office/word/2010/wordprocessingDrawing" xmlns:wp="http://schemas.openxmlformats.org/drawingml/2006/wordprocessingDrawing" xmlns:w10="urn:schemas-microsoft-com:office:word" xmlns:w="http://schemas.openxmlformats.org/wordprocessingml/2006/main" xmlns:w14="http://schemas.microsoft.com/office/word/2010/wordml" xmlns:w15="http://schemas.microsoft.com/office/word/2012/wordml" xmlns:w16cex="http://schemas.microsoft.com/office/word/2018/wordml/cex" xmlns:w16cid="http://schemas.microsoft.com/office/word/2016/wordml/cid" xmlns:w16="http://schemas.microsoft.com/office/word/2018/wordml" xmlns:w16du="http://schemas.microsoft.com/office/word/2023/wordml/word16du" xmlns:w16sdtdh="http://schemas.microsoft.com/office/word/2020/wordml/sdtdatahash" xmlns:w16sdtfl="http://schemas.microsoft.com/office/word/2024/wordml/sdtformatlock" xmlns:w16se="http://schemas.microsoft.com/office/word/2015/wordml/symex" xmlns:wpg="http://schemas.microsoft.com/office/word/2010/wordprocessingGroup" xmlns:wpi="http://schemas.microsoft.com/office/word/2010/wordprocessingInk" xmlns:wne="http://schemas.microsoft.com/office/word/2006/wordml" xmlns:wps="http://schemas.microsoft.com/office/word/2010/wordprocessingShape" mc:Ignorable="w14 w15 w16se w16cid w16 w16cex w16sdtdh w16sdtfl w16du wp14">
   <w:comment w:id="0" w:author="Joseph Martinez Salcedo" w:date="2022-09-24T22:25:00Z" w:initials="JMS">
     <w:p>
       <w:pPr>
@@ -5971,7 +5690,7 @@
 </file>
 
 <file path=word/commentsExtended.xml><?xml version="1.0" encoding="utf-8"?>
-<w15:commentsEx xmlns:wpc="http://schemas.microsoft.com/office/word/2010/wordprocessingCanvas" xmlns:cx="http://schemas.microsoft.com/office/drawing/2014/chartex" xmlns:cx1="http://schemas.microsoft.com/office/drawing/2015/9/8/chartex" xmlns:cx2="http://schemas.microsoft.com/office/drawing/2015/10/21/chartex" xmlns:cx3="http://schemas.microsoft.com/office/drawing/2016/5/9/chartex" xmlns:cx4="http://schemas.microsoft.com/office/drawing/2016/5/10/chartex" xmlns:cx5="http://schemas.microsoft.com/office/drawing/2016/5/11/chartex" xmlns:cx6="http://schemas.microsoft.com/office/drawing/2016/5/12/chartex" xmlns:cx7="http://schemas.microsoft.com/office/drawing/2016/5/13/chartex" xmlns:cx8="http://schemas.microsoft.com/office/drawing/2016/5/14/chartex" xmlns:mc="http://schemas.openxmlformats.org/markup-compatibility/2006" xmlns:aink="http://schemas.microsoft.com/office/drawing/2016/ink" xmlns:am3d="http://schemas.microsoft.com/office/drawing/2017/model3d" xmlns:o="urn:schemas-microsoft-com:office:office" xmlns:oel="http://schemas.microsoft.com/office/2019/extlst" xmlns:r="http://schemas.openxmlformats.org/officeDocument/2006/relationships" xmlns:m="http://schemas.openxmlformats.org/officeDocument/2006/math" xmlns:v="urn:schemas-microsoft-com:vml" xmlns:wp14="http://schemas.microsoft.com/office/word/2010/wordprocessingDrawing" xmlns:wp="http://schemas.openxmlformats.org/drawingml/2006/wordprocessingDrawing" xmlns:w10="urn:schemas-microsoft-com:office:word" xmlns:w="http://schemas.openxmlformats.org/wordprocessingml/2006/main" xmlns:w14="http://schemas.microsoft.com/office/word/2010/wordml" xmlns:w15="http://schemas.microsoft.com/office/word/2012/wordml" xmlns:w16cex="http://schemas.microsoft.com/office/word/2018/wordml/cex" xmlns:w16cid="http://schemas.microsoft.com/office/word/2016/wordml/cid" xmlns:w16="http://schemas.microsoft.com/office/word/2018/wordml" xmlns:w16sdtdh="http://schemas.microsoft.com/office/word/2020/wordml/sdtdatahash" xmlns:w16se="http://schemas.microsoft.com/office/word/2015/wordml/symex" xmlns:wpg="http://schemas.microsoft.com/office/word/2010/wordprocessingGroup" xmlns:wpi="http://schemas.microsoft.com/office/word/2010/wordprocessingInk" xmlns:wne="http://schemas.microsoft.com/office/word/2006/wordml" xmlns:wps="http://schemas.microsoft.com/office/word/2010/wordprocessingShape" mc:Ignorable="w14 w15 w16se w16cid w16 w16cex w16sdtdh wp14">
+<w15:commentsEx xmlns:wpc="http://schemas.microsoft.com/office/word/2010/wordprocessingCanvas" xmlns:cx="http://schemas.microsoft.com/office/drawing/2014/chartex" xmlns:cx1="http://schemas.microsoft.com/office/drawing/2015/9/8/chartex" xmlns:cx2="http://schemas.microsoft.com/office/drawing/2015/10/21/chartex" xmlns:cx3="http://schemas.microsoft.com/office/drawing/2016/5/9/chartex" xmlns:cx4="http://schemas.microsoft.com/office/drawing/2016/5/10/chartex" xmlns:cx5="http://schemas.microsoft.com/office/drawing/2016/5/11/chartex" xmlns:cx6="http://schemas.microsoft.com/office/drawing/2016/5/12/chartex" xmlns:cx7="http://schemas.microsoft.com/office/drawing/2016/5/13/chartex" xmlns:cx8="http://schemas.microsoft.com/office/drawing/2016/5/14/chartex" xmlns:mc="http://schemas.openxmlformats.org/markup-compatibility/2006" xmlns:aink="http://schemas.microsoft.com/office/drawing/2016/ink" xmlns:am3d="http://schemas.microsoft.com/office/drawing/2017/model3d" xmlns:o="urn:schemas-microsoft-com:office:office" xmlns:oel="http://schemas.microsoft.com/office/2019/extlst" xmlns:r="http://schemas.openxmlformats.org/officeDocument/2006/relationships" xmlns:m="http://schemas.openxmlformats.org/officeDocument/2006/math" xmlns:v="urn:schemas-microsoft-com:vml" xmlns:wp14="http://schemas.microsoft.com/office/word/2010/wordprocessingDrawing" xmlns:wp="http://schemas.openxmlformats.org/drawingml/2006/wordprocessingDrawing" xmlns:w10="urn:schemas-microsoft-com:office:word" xmlns:w="http://schemas.openxmlformats.org/wordprocessingml/2006/main" xmlns:w14="http://schemas.microsoft.com/office/word/2010/wordml" xmlns:w15="http://schemas.microsoft.com/office/word/2012/wordml" xmlns:w16cex="http://schemas.microsoft.com/office/word/2018/wordml/cex" xmlns:w16cid="http://schemas.microsoft.com/office/word/2016/wordml/cid" xmlns:w16="http://schemas.microsoft.com/office/word/2018/wordml" xmlns:w16du="http://schemas.microsoft.com/office/word/2023/wordml/word16du" xmlns:w16sdtdh="http://schemas.microsoft.com/office/word/2020/wordml/sdtdatahash" xmlns:w16sdtfl="http://schemas.microsoft.com/office/word/2024/wordml/sdtformatlock" xmlns:w16se="http://schemas.microsoft.com/office/word/2015/wordml/symex" xmlns:wpg="http://schemas.microsoft.com/office/word/2010/wordprocessingGroup" xmlns:wpi="http://schemas.microsoft.com/office/word/2010/wordprocessingInk" xmlns:wne="http://schemas.microsoft.com/office/word/2006/wordml" xmlns:wps="http://schemas.microsoft.com/office/word/2010/wordprocessingShape" mc:Ignorable="w14 w15 w16se w16cid w16 w16cex w16sdtdh w16sdtfl w16du wp14">
   <w15:commentEx w15:paraId="5DD025D3" w15:done="0"/>
   <w15:commentEx w15:paraId="2124742F" w15:done="0"/>
   <w15:commentEx w15:paraId="455A12A0" w15:done="0"/>
@@ -5983,7 +5702,7 @@
 </file>
 
 <file path=word/commentsExtensible.xml><?xml version="1.0" encoding="utf-8"?>
-<w16cex:commentsExtensible xmlns:wpc="http://schemas.microsoft.com/office/word/2010/wordprocessingCanvas" xmlns:cx="http://schemas.microsoft.com/office/drawing/2014/chartex" xmlns:cx1="http://schemas.microsoft.com/office/drawing/2015/9/8/chartex" xmlns:cx2="http://schemas.microsoft.com/office/drawing/2015/10/21/chartex" xmlns:cx3="http://schemas.microsoft.com/office/drawing/2016/5/9/chartex" xmlns:cx4="http://schemas.microsoft.com/office/drawing/2016/5/10/chartex" xmlns:cx5="http://schemas.microsoft.com/office/drawing/2016/5/11/chartex" xmlns:cx6="http://schemas.microsoft.com/office/drawing/2016/5/12/chartex" xmlns:cx7="http://schemas.microsoft.com/office/drawing/2016/5/13/chartex" xmlns:cx8="http://schemas.microsoft.com/office/drawing/2016/5/14/chartex" xmlns:cr="http://schemas.microsoft.com/office/comments/2020/reactions" xmlns:mc="http://schemas.openxmlformats.org/markup-compatibility/2006" xmlns:aink="http://schemas.microsoft.com/office/drawing/2016/ink" xmlns:am3d="http://schemas.microsoft.com/office/drawing/2017/model3d" xmlns:o="urn:schemas-microsoft-com:office:office" xmlns:oel="http://schemas.microsoft.com/office/2019/extlst" xmlns:r="http://schemas.openxmlformats.org/officeDocument/2006/relationships" xmlns:m="http://schemas.openxmlformats.org/officeDocument/2006/math" xmlns:v="urn:schemas-microsoft-com:vml" xmlns:wp14="http://schemas.microsoft.com/office/word/2010/wordprocessingDrawing" xmlns:wp="http://schemas.openxmlformats.org/drawingml/2006/wordprocessingDrawing" xmlns:w10="urn:schemas-microsoft-com:office:word" xmlns:w="http://schemas.openxmlformats.org/wordprocessingml/2006/main" xmlns:w14="http://schemas.microsoft.com/office/word/2010/wordml" xmlns:w15="http://schemas.microsoft.com/office/word/2012/wordml" xmlns:w16cex="http://schemas.microsoft.com/office/word/2018/wordml/cex" xmlns:w16cid="http://schemas.microsoft.com/office/word/2016/wordml/cid" xmlns:w16="http://schemas.microsoft.com/office/word/2018/wordml" xmlns:w16sdtdh="http://schemas.microsoft.com/office/word/2020/wordml/sdtdatahash" xmlns:w16se="http://schemas.microsoft.com/office/word/2015/wordml/symex" xmlns:wpg="http://schemas.microsoft.com/office/word/2010/wordprocessingGroup" xmlns:wpi="http://schemas.microsoft.com/office/word/2010/wordprocessingInk" xmlns:wne="http://schemas.microsoft.com/office/word/2006/wordml" xmlns:wps="http://schemas.microsoft.com/office/word/2010/wordprocessingShape" mc:Ignorable="w14 w15 w16se w16cid w16 w16cex w16sdtdh cr wp14">
+<w16cex:commentsExtensible xmlns:wpc="http://schemas.microsoft.com/office/word/2010/wordprocessingCanvas" xmlns:cx="http://schemas.microsoft.com/office/drawing/2014/chartex" xmlns:cx1="http://schemas.microsoft.com/office/drawing/2015/9/8/chartex" xmlns:cx2="http://schemas.microsoft.com/office/drawing/2015/10/21/chartex" xmlns:cx3="http://schemas.microsoft.com/office/drawing/2016/5/9/chartex" xmlns:cx4="http://schemas.microsoft.com/office/drawing/2016/5/10/chartex" xmlns:cx5="http://schemas.microsoft.com/office/drawing/2016/5/11/chartex" xmlns:cx6="http://schemas.microsoft.com/office/drawing/2016/5/12/chartex" xmlns:cx7="http://schemas.microsoft.com/office/drawing/2016/5/13/chartex" xmlns:cx8="http://schemas.microsoft.com/office/drawing/2016/5/14/chartex" xmlns:cr="http://schemas.microsoft.com/office/comments/2020/reactions" xmlns:mc="http://schemas.openxmlformats.org/markup-compatibility/2006" xmlns:aink="http://schemas.microsoft.com/office/drawing/2016/ink" xmlns:am3d="http://schemas.microsoft.com/office/drawing/2017/model3d" xmlns:o="urn:schemas-microsoft-com:office:office" xmlns:oel="http://schemas.microsoft.com/office/2019/extlst" xmlns:r="http://schemas.openxmlformats.org/officeDocument/2006/relationships" xmlns:m="http://schemas.openxmlformats.org/officeDocument/2006/math" xmlns:v="urn:schemas-microsoft-com:vml" xmlns:wp14="http://schemas.microsoft.com/office/word/2010/wordprocessingDrawing" xmlns:wp="http://schemas.openxmlformats.org/drawingml/2006/wordprocessingDrawing" xmlns:w10="urn:schemas-microsoft-com:office:word" xmlns:w="http://schemas.openxmlformats.org/wordprocessingml/2006/main" xmlns:w14="http://schemas.microsoft.com/office/word/2010/wordml" xmlns:w15="http://schemas.microsoft.com/office/word/2012/wordml" xmlns:w16cex="http://schemas.microsoft.com/office/word/2018/wordml/cex" xmlns:w16cid="http://schemas.microsoft.com/office/word/2016/wordml/cid" xmlns:w16="http://schemas.microsoft.com/office/word/2018/wordml" xmlns:w16du="http://schemas.microsoft.com/office/word/2023/wordml/word16du" xmlns:w16sdtdh="http://schemas.microsoft.com/office/word/2020/wordml/sdtdatahash" xmlns:w16sdtfl="http://schemas.microsoft.com/office/word/2024/wordml/sdtformatlock" xmlns:w16se="http://schemas.microsoft.com/office/word/2015/wordml/symex" xmlns:wpg="http://schemas.microsoft.com/office/word/2010/wordprocessingGroup" xmlns:wpi="http://schemas.microsoft.com/office/word/2010/wordprocessingInk" xmlns:wne="http://schemas.microsoft.com/office/word/2006/wordml" xmlns:wps="http://schemas.microsoft.com/office/word/2010/wordprocessingShape" mc:Ignorable="w14 w15 w16se w16cid w16 w16cex w16sdtdh w16sdtfl cr w16du wp14">
   <w16cex:commentExtensible w16cex:durableId="26DA025D" w16cex:dateUtc="2022-09-25T02:25:00Z"/>
   <w16cex:commentExtensible w16cex:durableId="26DA0398" w16cex:dateUtc="2022-09-25T02:30:00Z"/>
   <w16cex:commentExtensible w16cex:durableId="26DA040B" w16cex:dateUtc="2022-09-25T02:32:00Z"/>
@@ -5995,7 +5714,7 @@
 </file>
 
 <file path=word/commentsIds.xml><?xml version="1.0" encoding="utf-8"?>
-<w16cid:commentsIds xmlns:wpc="http://schemas.microsoft.com/office/word/2010/wordprocessingCanvas" xmlns:cx="http://schemas.microsoft.com/office/drawing/2014/chartex" xmlns:cx1="http://schemas.microsoft.com/office/drawing/2015/9/8/chartex" xmlns:cx2="http://schemas.microsoft.com/office/drawing/2015/10/21/chartex" xmlns:cx3="http://schemas.microsoft.com/office/drawing/2016/5/9/chartex" xmlns:cx4="http://schemas.microsoft.com/office/drawing/2016/5/10/chartex" xmlns:cx5="http://schemas.microsoft.com/office/drawing/2016/5/11/chartex" xmlns:cx6="http://schemas.microsoft.com/office/drawing/2016/5/12/chartex" xmlns:cx7="http://schemas.microsoft.com/office/drawing/2016/5/13/chartex" xmlns:cx8="http://schemas.microsoft.com/office/drawing/2016/5/14/chartex" xmlns:mc="http://schemas.openxmlformats.org/markup-compatibility/2006" xmlns:aink="http://schemas.microsoft.com/office/drawing/2016/ink" xmlns:am3d="http://schemas.microsoft.com/office/drawing/2017/model3d" xmlns:o="urn:schemas-microsoft-com:office:office" xmlns:oel="http://schemas.microsoft.com/office/2019/extlst" xmlns:r="http://schemas.openxmlformats.org/officeDocument/2006/relationships" xmlns:m="http://schemas.openxmlformats.org/officeDocument/2006/math" xmlns:v="urn:schemas-microsoft-com:vml" xmlns:wp14="http://schemas.microsoft.com/office/word/2010/wordprocessingDrawing" xmlns:wp="http://schemas.openxmlformats.org/drawingml/2006/wordprocessingDrawing" xmlns:w10="urn:schemas-microsoft-com:office:word" xmlns:w="http://schemas.openxmlformats.org/wordprocessingml/2006/main" xmlns:w14="http://schemas.microsoft.com/office/word/2010/wordml" xmlns:w15="http://schemas.microsoft.com/office/word/2012/wordml" xmlns:w16cex="http://schemas.microsoft.com/office/word/2018/wordml/cex" xmlns:w16cid="http://schemas.microsoft.com/office/word/2016/wordml/cid" xmlns:w16="http://schemas.microsoft.com/office/word/2018/wordml" xmlns:w16sdtdh="http://schemas.microsoft.com/office/word/2020/wordml/sdtdatahash" xmlns:w16se="http://schemas.microsoft.com/office/word/2015/wordml/symex" xmlns:wpg="http://schemas.microsoft.com/office/word/2010/wordprocessingGroup" xmlns:wpi="http://schemas.microsoft.com/office/word/2010/wordprocessingInk" xmlns:wne="http://schemas.microsoft.com/office/word/2006/wordml" xmlns:wps="http://schemas.microsoft.com/office/word/2010/wordprocessingShape" mc:Ignorable="w14 w15 w16se w16cid w16 w16cex w16sdtdh wp14">
+<w16cid:commentsIds xmlns:wpc="http://schemas.microsoft.com/office/word/2010/wordprocessingCanvas" xmlns:cx="http://schemas.microsoft.com/office/drawing/2014/chartex" xmlns:cx1="http://schemas.microsoft.com/office/drawing/2015/9/8/chartex" xmlns:cx2="http://schemas.microsoft.com/office/drawing/2015/10/21/chartex" xmlns:cx3="http://schemas.microsoft.com/office/drawing/2016/5/9/chartex" xmlns:cx4="http://schemas.microsoft.com/office/drawing/2016/5/10/chartex" xmlns:cx5="http://schemas.microsoft.com/office/drawing/2016/5/11/chartex" xmlns:cx6="http://schemas.microsoft.com/office/drawing/2016/5/12/chartex" xmlns:cx7="http://schemas.microsoft.com/office/drawing/2016/5/13/chartex" xmlns:cx8="http://schemas.microsoft.com/office/drawing/2016/5/14/chartex" xmlns:mc="http://schemas.openxmlformats.org/markup-compatibility/2006" xmlns:aink="http://schemas.microsoft.com/office/drawing/2016/ink" xmlns:am3d="http://schemas.microsoft.com/office/drawing/2017/model3d" xmlns:o="urn:schemas-microsoft-com:office:office" xmlns:oel="http://schemas.microsoft.com/office/2019/extlst" xmlns:r="http://schemas.openxmlformats.org/officeDocument/2006/relationships" xmlns:m="http://schemas.openxmlformats.org/officeDocument/2006/math" xmlns:v="urn:schemas-microsoft-com:vml" xmlns:wp14="http://schemas.microsoft.com/office/word/2010/wordprocessingDrawing" xmlns:wp="http://schemas.openxmlformats.org/drawingml/2006/wordprocessingDrawing" xmlns:w10="urn:schemas-microsoft-com:office:word" xmlns:w="http://schemas.openxmlformats.org/wordprocessingml/2006/main" xmlns:w14="http://schemas.microsoft.com/office/word/2010/wordml" xmlns:w15="http://schemas.microsoft.com/office/word/2012/wordml" xmlns:w16cex="http://schemas.microsoft.com/office/word/2018/wordml/cex" xmlns:w16cid="http://schemas.microsoft.com/office/word/2016/wordml/cid" xmlns:w16="http://schemas.microsoft.com/office/word/2018/wordml" xmlns:w16du="http://schemas.microsoft.com/office/word/2023/wordml/word16du" xmlns:w16sdtdh="http://schemas.microsoft.com/office/word/2020/wordml/sdtdatahash" xmlns:w16sdtfl="http://schemas.microsoft.com/office/word/2024/wordml/sdtformatlock" xmlns:w16se="http://schemas.microsoft.com/office/word/2015/wordml/symex" xmlns:wpg="http://schemas.microsoft.com/office/word/2010/wordprocessingGroup" xmlns:wpi="http://schemas.microsoft.com/office/word/2010/wordprocessingInk" xmlns:wne="http://schemas.microsoft.com/office/word/2006/wordml" xmlns:wps="http://schemas.microsoft.com/office/word/2010/wordprocessingShape" mc:Ignorable="w14 w15 w16se w16cid w16 w16cex w16sdtdh w16sdtfl w16du wp14">
   <w16cid:commentId w16cid:paraId="5DD025D3" w16cid:durableId="26DA025D"/>
   <w16cid:commentId w16cid:paraId="2124742F" w16cid:durableId="26DA0398"/>
   <w16cid:commentId w16cid:paraId="455A12A0" w16cid:durableId="26DA040B"/>
@@ -6007,7 +5726,7 @@
 </file>
 
 <file path=word/endnotes.xml><?xml version="1.0" encoding="utf-8"?>
-<w:endnotes xmlns:wpc="http://schemas.microsoft.com/office/word/2010/wordprocessingCanvas" xmlns:cx="http://schemas.microsoft.com/office/drawing/2014/chartex" xmlns:cx1="http://schemas.microsoft.com/office/drawing/2015/9/8/chartex" xmlns:cx2="http://schemas.microsoft.com/office/drawing/2015/10/21/chartex" xmlns:cx3="http://schemas.microsoft.com/office/drawing/2016/5/9/chartex" xmlns:cx4="http://schemas.microsoft.com/office/drawing/2016/5/10/chartex" xmlns:cx5="http://schemas.microsoft.com/office/drawing/2016/5/11/chartex" xmlns:cx6="http://schemas.microsoft.com/office/drawing/2016/5/12/chartex" xmlns:cx7="http://schemas.microsoft.com/office/drawing/2016/5/13/chartex" xmlns:cx8="http://schemas.microsoft.com/office/drawing/2016/5/14/chartex" xmlns:mc="http://schemas.openxmlformats.org/markup-compatibility/2006" xmlns:aink="http://schemas.microsoft.com/office/drawing/2016/ink" xmlns:am3d="http://schemas.microsoft.com/office/drawing/2017/model3d" xmlns:o="urn:schemas-microsoft-com:office:office" xmlns:oel="http://schemas.microsoft.com/office/2019/extlst" xmlns:r="http://schemas.openxmlformats.org/officeDocument/2006/relationships" xmlns:m="http://schemas.openxmlformats.org/officeDocument/2006/math" xmlns:v="urn:schemas-microsoft-com:vml" xmlns:wp14="http://schemas.microsoft.com/office/word/2010/wordprocessingDrawing" xmlns:wp="http://schemas.openxmlformats.org/drawingml/2006/wordprocessingDrawing" xmlns:w10="urn:schemas-microsoft-com:office:word" xmlns:w="http://schemas.openxmlformats.org/wordprocessingml/2006/main" xmlns:w14="http://schemas.microsoft.com/office/word/2010/wordml" xmlns:w15="http://schemas.microsoft.com/office/word/2012/wordml" xmlns:w16cex="http://schemas.microsoft.com/office/word/2018/wordml/cex" xmlns:w16cid="http://schemas.microsoft.com/office/word/2016/wordml/cid" xmlns:w16="http://schemas.microsoft.com/office/word/2018/wordml" xmlns:w16sdtdh="http://schemas.microsoft.com/office/word/2020/wordml/sdtdatahash" xmlns:w16se="http://schemas.microsoft.com/office/word/2015/wordml/symex" xmlns:wpg="http://schemas.microsoft.com/office/word/2010/wordprocessingGroup" xmlns:wpi="http://schemas.microsoft.com/office/word/2010/wordprocessingInk" xmlns:wne="http://schemas.microsoft.com/office/word/2006/wordml" xmlns:wps="http://schemas.microsoft.com/office/word/2010/wordprocessingShape" mc:Ignorable="w14 w15 w16se w16cid w16 w16cex w16sdtdh wp14">
+<w:endnotes xmlns:wpc="http://schemas.microsoft.com/office/word/2010/wordprocessingCanvas" xmlns:cx="http://schemas.microsoft.com/office/drawing/2014/chartex" xmlns:cx1="http://schemas.microsoft.com/office/drawing/2015/9/8/chartex" xmlns:cx2="http://schemas.microsoft.com/office/drawing/2015/10/21/chartex" xmlns:cx3="http://schemas.microsoft.com/office/drawing/2016/5/9/chartex" xmlns:cx4="http://schemas.microsoft.com/office/drawing/2016/5/10/chartex" xmlns:cx5="http://schemas.microsoft.com/office/drawing/2016/5/11/chartex" xmlns:cx6="http://schemas.microsoft.com/office/drawing/2016/5/12/chartex" xmlns:cx7="http://schemas.microsoft.com/office/drawing/2016/5/13/chartex" xmlns:cx8="http://schemas.microsoft.com/office/drawing/2016/5/14/chartex" xmlns:mc="http://schemas.openxmlformats.org/markup-compatibility/2006" xmlns:aink="http://schemas.microsoft.com/office/drawing/2016/ink" xmlns:am3d="http://schemas.microsoft.com/office/drawing/2017/model3d" xmlns:o="urn:schemas-microsoft-com:office:office" xmlns:oel="http://schemas.microsoft.com/office/2019/extlst" xmlns:r="http://schemas.openxmlformats.org/officeDocument/2006/relationships" xmlns:m="http://schemas.openxmlformats.org/officeDocument/2006/math" xmlns:v="urn:schemas-microsoft-com:vml" xmlns:wp14="http://schemas.microsoft.com/office/word/2010/wordprocessingDrawing" xmlns:wp="http://schemas.openxmlformats.org/drawingml/2006/wordprocessingDrawing" xmlns:w10="urn:schemas-microsoft-com:office:word" xmlns:w="http://schemas.openxmlformats.org/wordprocessingml/2006/main" xmlns:w14="http://schemas.microsoft.com/office/word/2010/wordml" xmlns:w15="http://schemas.microsoft.com/office/word/2012/wordml" xmlns:w16cex="http://schemas.microsoft.com/office/word/2018/wordml/cex" xmlns:w16cid="http://schemas.microsoft.com/office/word/2016/wordml/cid" xmlns:w16="http://schemas.microsoft.com/office/word/2018/wordml" xmlns:w16du="http://schemas.microsoft.com/office/word/2023/wordml/word16du" xmlns:w16sdtdh="http://schemas.microsoft.com/office/word/2020/wordml/sdtdatahash" xmlns:w16sdtfl="http://schemas.microsoft.com/office/word/2024/wordml/sdtformatlock" xmlns:w16se="http://schemas.microsoft.com/office/word/2015/wordml/symex" xmlns:wpg="http://schemas.microsoft.com/office/word/2010/wordprocessingGroup" xmlns:wpi="http://schemas.microsoft.com/office/word/2010/wordprocessingInk" xmlns:wne="http://schemas.microsoft.com/office/word/2006/wordml" xmlns:wps="http://schemas.microsoft.com/office/word/2010/wordprocessingShape" mc:Ignorable="w14 w15 w16se w16cid w16 w16cex w16sdtdh w16sdtfl w16du wp14">
   <w:endnote w:type="separator" w:id="-1">
     <w:p>
       <w:pPr>
@@ -6032,7 +5751,7 @@
 </file>
 
 <file path=word/footnotes.xml><?xml version="1.0" encoding="utf-8"?>
-<w:footnotes xmlns:wpc="http://schemas.microsoft.com/office/word/2010/wordprocessingCanvas" xmlns:cx="http://schemas.microsoft.com/office/drawing/2014/chartex" xmlns:cx1="http://schemas.microsoft.com/office/drawing/2015/9/8/chartex" xmlns:cx2="http://schemas.microsoft.com/office/drawing/2015/10/21/chartex" xmlns:cx3="http://schemas.microsoft.com/office/drawing/2016/5/9/chartex" xmlns:cx4="http://schemas.microsoft.com/office/drawing/2016/5/10/chartex" xmlns:cx5="http://schemas.microsoft.com/office/drawing/2016/5/11/chartex" xmlns:cx6="http://schemas.microsoft.com/office/drawing/2016/5/12/chartex" xmlns:cx7="http://schemas.microsoft.com/office/drawing/2016/5/13/chartex" xmlns:cx8="http://schemas.microsoft.com/office/drawing/2016/5/14/chartex" xmlns:mc="http://schemas.openxmlformats.org/markup-compatibility/2006" xmlns:aink="http://schemas.microsoft.com/office/drawing/2016/ink" xmlns:am3d="http://schemas.microsoft.com/office/drawing/2017/model3d" xmlns:o="urn:schemas-microsoft-com:office:office" xmlns:oel="http://schemas.microsoft.com/office/2019/extlst" xmlns:r="http://schemas.openxmlformats.org/officeDocument/2006/relationships" xmlns:m="http://schemas.openxmlformats.org/officeDocument/2006/math" xmlns:v="urn:schemas-microsoft-com:vml" xmlns:wp14="http://schemas.microsoft.com/office/word/2010/wordprocessingDrawing" xmlns:wp="http://schemas.openxmlformats.org/drawingml/2006/wordprocessingDrawing" xmlns:w10="urn:schemas-microsoft-com:office:word" xmlns:w="http://schemas.openxmlformats.org/wordprocessingml/2006/main" xmlns:w14="http://schemas.microsoft.com/office/word/2010/wordml" xmlns:w15="http://schemas.microsoft.com/office/word/2012/wordml" xmlns:w16cex="http://schemas.microsoft.com/office/word/2018/wordml/cex" xmlns:w16cid="http://schemas.microsoft.com/office/word/2016/wordml/cid" xmlns:w16="http://schemas.microsoft.com/office/word/2018/wordml" xmlns:w16sdtdh="http://schemas.microsoft.com/office/word/2020/wordml/sdtdatahash" xmlns:w16se="http://schemas.microsoft.com/office/word/2015/wordml/symex" xmlns:wpg="http://schemas.microsoft.com/office/word/2010/wordprocessingGroup" xmlns:wpi="http://schemas.microsoft.com/office/word/2010/wordprocessingInk" xmlns:wne="http://schemas.microsoft.com/office/word/2006/wordml" xmlns:wps="http://schemas.microsoft.com/office/word/2010/wordprocessingShape" mc:Ignorable="w14 w15 w16se w16cid w16 w16cex w16sdtdh wp14">
+<w:footnotes xmlns:wpc="http://schemas.microsoft.com/office/word/2010/wordprocessingCanvas" xmlns:cx="http://schemas.microsoft.com/office/drawing/2014/chartex" xmlns:cx1="http://schemas.microsoft.com/office/drawing/2015/9/8/chartex" xmlns:cx2="http://schemas.microsoft.com/office/drawing/2015/10/21/chartex" xmlns:cx3="http://schemas.microsoft.com/office/drawing/2016/5/9/chartex" xmlns:cx4="http://schemas.microsoft.com/office/drawing/2016/5/10/chartex" xmlns:cx5="http://schemas.microsoft.com/office/drawing/2016/5/11/chartex" xmlns:cx6="http://schemas.microsoft.com/office/drawing/2016/5/12/chartex" xmlns:cx7="http://schemas.microsoft.com/office/drawing/2016/5/13/chartex" xmlns:cx8="http://schemas.microsoft.com/office/drawing/2016/5/14/chartex" xmlns:mc="http://schemas.openxmlformats.org/markup-compatibility/2006" xmlns:aink="http://schemas.microsoft.com/office/drawing/2016/ink" xmlns:am3d="http://schemas.microsoft.com/office/drawing/2017/model3d" xmlns:o="urn:schemas-microsoft-com:office:office" xmlns:oel="http://schemas.microsoft.com/office/2019/extlst" xmlns:r="http://schemas.openxmlformats.org/officeDocument/2006/relationships" xmlns:m="http://schemas.openxmlformats.org/officeDocument/2006/math" xmlns:v="urn:schemas-microsoft-com:vml" xmlns:wp14="http://schemas.microsoft.com/office/word/2010/wordprocessingDrawing" xmlns:wp="http://schemas.openxmlformats.org/drawingml/2006/wordprocessingDrawing" xmlns:w10="urn:schemas-microsoft-com:office:word" xmlns:w="http://schemas.openxmlformats.org/wordprocessingml/2006/main" xmlns:w14="http://schemas.microsoft.com/office/word/2010/wordml" xmlns:w15="http://schemas.microsoft.com/office/word/2012/wordml" xmlns:w16cex="http://schemas.microsoft.com/office/word/2018/wordml/cex" xmlns:w16cid="http://schemas.microsoft.com/office/word/2016/wordml/cid" xmlns:w16="http://schemas.microsoft.com/office/word/2018/wordml" xmlns:w16du="http://schemas.microsoft.com/office/word/2023/wordml/word16du" xmlns:w16sdtdh="http://schemas.microsoft.com/office/word/2020/wordml/sdtdatahash" xmlns:w16sdtfl="http://schemas.microsoft.com/office/word/2024/wordml/sdtformatlock" xmlns:w16se="http://schemas.microsoft.com/office/word/2015/wordml/symex" xmlns:wpg="http://schemas.microsoft.com/office/word/2010/wordprocessingGroup" xmlns:wpi="http://schemas.microsoft.com/office/word/2010/wordprocessingInk" xmlns:wne="http://schemas.microsoft.com/office/word/2006/wordml" xmlns:wps="http://schemas.microsoft.com/office/word/2010/wordprocessingShape" mc:Ignorable="w14 w15 w16se w16cid w16 w16cex w16sdtdh w16sdtfl w16du wp14">
   <w:footnote w:type="separator" w:id="-1">
     <w:p>
       <w:pPr>
@@ -6090,7 +5809,7 @@
 </file>
 
 <file path=word/numbering.xml><?xml version="1.0" encoding="utf-8"?>
-<w:numbering xmlns:wpc="http://schemas.microsoft.com/office/word/2010/wordprocessingCanvas" xmlns:cx="http://schemas.microsoft.com/office/drawing/2014/chartex" xmlns:cx1="http://schemas.microsoft.com/office/drawing/2015/9/8/chartex" xmlns:cx2="http://schemas.microsoft.com/office/drawing/2015/10/21/chartex" xmlns:cx3="http://schemas.microsoft.com/office/drawing/2016/5/9/chartex" xmlns:cx4="http://schemas.microsoft.com/office/drawing/2016/5/10/chartex" xmlns:cx5="http://schemas.microsoft.com/office/drawing/2016/5/11/chartex" xmlns:cx6="http://schemas.microsoft.com/office/drawing/2016/5/12/chartex" xmlns:cx7="http://schemas.microsoft.com/office/drawing/2016/5/13/chartex" xmlns:cx8="http://schemas.microsoft.com/office/drawing/2016/5/14/chartex" xmlns:mc="http://schemas.openxmlformats.org/markup-compatibility/2006" xmlns:aink="http://schemas.microsoft.com/office/drawing/2016/ink" xmlns:am3d="http://schemas.microsoft.com/office/drawing/2017/model3d" xmlns:o="urn:schemas-microsoft-com:office:office" xmlns:oel="http://schemas.microsoft.com/office/2019/extlst" xmlns:r="http://schemas.openxmlformats.org/officeDocument/2006/relationships" xmlns:m="http://schemas.openxmlformats.org/officeDocument/2006/math" xmlns:v="urn:schemas-microsoft-com:vml" xmlns:wp14="http://schemas.microsoft.com/office/word/2010/wordprocessingDrawing" xmlns:wp="http://schemas.openxmlformats.org/drawingml/2006/wordprocessingDrawing" xmlns:w10="urn:schemas-microsoft-com:office:word" xmlns:w="http://schemas.openxmlformats.org/wordprocessingml/2006/main" xmlns:w14="http://schemas.microsoft.com/office/word/2010/wordml" xmlns:w15="http://schemas.microsoft.com/office/word/2012/wordml" xmlns:w16cex="http://schemas.microsoft.com/office/word/2018/wordml/cex" xmlns:w16cid="http://schemas.microsoft.com/office/word/2016/wordml/cid" xmlns:w16="http://schemas.microsoft.com/office/word/2018/wordml" xmlns:w16sdtdh="http://schemas.microsoft.com/office/word/2020/wordml/sdtdatahash" xmlns:w16se="http://schemas.microsoft.com/office/word/2015/wordml/symex" xmlns:wpg="http://schemas.microsoft.com/office/word/2010/wordprocessingGroup" xmlns:wpi="http://schemas.microsoft.com/office/word/2010/wordprocessingInk" xmlns:wne="http://schemas.microsoft.com/office/word/2006/wordml" xmlns:wps="http://schemas.microsoft.com/office/word/2010/wordprocessingShape" mc:Ignorable="w14 w15 w16se w16cid w16 w16cex w16sdtdh wp14">
+<w:numbering xmlns:wpc="http://schemas.microsoft.com/office/word/2010/wordprocessingCanvas" xmlns:cx="http://schemas.microsoft.com/office/drawing/2014/chartex" xmlns:cx1="http://schemas.microsoft.com/office/drawing/2015/9/8/chartex" xmlns:cx2="http://schemas.microsoft.com/office/drawing/2015/10/21/chartex" xmlns:cx3="http://schemas.microsoft.com/office/drawing/2016/5/9/chartex" xmlns:cx4="http://schemas.microsoft.com/office/drawing/2016/5/10/chartex" xmlns:cx5="http://schemas.microsoft.com/office/drawing/2016/5/11/chartex" xmlns:cx6="http://schemas.microsoft.com/office/drawing/2016/5/12/chartex" xmlns:cx7="http://schemas.microsoft.com/office/drawing/2016/5/13/chartex" xmlns:cx8="http://schemas.microsoft.com/office/drawing/2016/5/14/chartex" xmlns:mc="http://schemas.openxmlformats.org/markup-compatibility/2006" xmlns:aink="http://schemas.microsoft.com/office/drawing/2016/ink" xmlns:am3d="http://schemas.microsoft.com/office/drawing/2017/model3d" xmlns:o="urn:schemas-microsoft-com:office:office" xmlns:oel="http://schemas.microsoft.com/office/2019/extlst" xmlns:r="http://schemas.openxmlformats.org/officeDocument/2006/relationships" xmlns:m="http://schemas.openxmlformats.org/officeDocument/2006/math" xmlns:v="urn:schemas-microsoft-com:vml" xmlns:wp14="http://schemas.microsoft.com/office/word/2010/wordprocessingDrawing" xmlns:wp="http://schemas.openxmlformats.org/drawingml/2006/wordprocessingDrawing" xmlns:w10="urn:schemas-microsoft-com:office:word" xmlns:w="http://schemas.openxmlformats.org/wordprocessingml/2006/main" xmlns:w14="http://schemas.microsoft.com/office/word/2010/wordml" xmlns:w15="http://schemas.microsoft.com/office/word/2012/wordml" xmlns:w16cex="http://schemas.microsoft.com/office/word/2018/wordml/cex" xmlns:w16cid="http://schemas.microsoft.com/office/word/2016/wordml/cid" xmlns:w16="http://schemas.microsoft.com/office/word/2018/wordml" xmlns:w16du="http://schemas.microsoft.com/office/word/2023/wordml/word16du" xmlns:w16sdtdh="http://schemas.microsoft.com/office/word/2020/wordml/sdtdatahash" xmlns:w16sdtfl="http://schemas.microsoft.com/office/word/2024/wordml/sdtformatlock" xmlns:w16se="http://schemas.microsoft.com/office/word/2015/wordml/symex" xmlns:wpg="http://schemas.microsoft.com/office/word/2010/wordprocessingGroup" xmlns:wpi="http://schemas.microsoft.com/office/word/2010/wordprocessingInk" xmlns:wne="http://schemas.microsoft.com/office/word/2006/wordml" xmlns:wps="http://schemas.microsoft.com/office/word/2010/wordprocessingShape" mc:Ignorable="w14 w15 w16se w16cid w16 w16cex w16sdtdh w16sdtfl w16du wp14">
   <w:abstractNum w:abstractNumId="0" w15:restartNumberingAfterBreak="0">
     <w:nsid w:val="1CF809A2"/>
     <w:multiLevelType w:val="hybridMultilevel"/>
@@ -6273,7 +5992,7 @@
 </file>
 
 <file path=word/people.xml><?xml version="1.0" encoding="utf-8"?>
-<w15:people xmlns:wpc="http://schemas.microsoft.com/office/word/2010/wordprocessingCanvas" xmlns:cx="http://schemas.microsoft.com/office/drawing/2014/chartex" xmlns:cx1="http://schemas.microsoft.com/office/drawing/2015/9/8/chartex" xmlns:cx2="http://schemas.microsoft.com/office/drawing/2015/10/21/chartex" xmlns:cx3="http://schemas.microsoft.com/office/drawing/2016/5/9/chartex" xmlns:cx4="http://schemas.microsoft.com/office/drawing/2016/5/10/chartex" xmlns:cx5="http://schemas.microsoft.com/office/drawing/2016/5/11/chartex" xmlns:cx6="http://schemas.microsoft.com/office/drawing/2016/5/12/chartex" xmlns:cx7="http://schemas.microsoft.com/office/drawing/2016/5/13/chartex" xmlns:cx8="http://schemas.microsoft.com/office/drawing/2016/5/14/chartex" xmlns:mc="http://schemas.openxmlformats.org/markup-compatibility/2006" xmlns:aink="http://schemas.microsoft.com/office/drawing/2016/ink" xmlns:am3d="http://schemas.microsoft.com/office/drawing/2017/model3d" xmlns:o="urn:schemas-microsoft-com:office:office" xmlns:oel="http://schemas.microsoft.com/office/2019/extlst" xmlns:r="http://schemas.openxmlformats.org/officeDocument/2006/relationships" xmlns:m="http://schemas.openxmlformats.org/officeDocument/2006/math" xmlns:v="urn:schemas-microsoft-com:vml" xmlns:wp14="http://schemas.microsoft.com/office/word/2010/wordprocessingDrawing" xmlns:wp="http://schemas.openxmlformats.org/drawingml/2006/wordprocessingDrawing" xmlns:w10="urn:schemas-microsoft-com:office:word" xmlns:w="http://schemas.openxmlformats.org/wordprocessingml/2006/main" xmlns:w14="http://schemas.microsoft.com/office/word/2010/wordml" xmlns:w15="http://schemas.microsoft.com/office/word/2012/wordml" xmlns:w16cex="http://schemas.microsoft.com/office/word/2018/wordml/cex" xmlns:w16cid="http://schemas.microsoft.com/office/word/2016/wordml/cid" xmlns:w16="http://schemas.microsoft.com/office/word/2018/wordml" xmlns:w16sdtdh="http://schemas.microsoft.com/office/word/2020/wordml/sdtdatahash" xmlns:w16se="http://schemas.microsoft.com/office/word/2015/wordml/symex" xmlns:wpg="http://schemas.microsoft.com/office/word/2010/wordprocessingGroup" xmlns:wpi="http://schemas.microsoft.com/office/word/2010/wordprocessingInk" xmlns:wne="http://schemas.microsoft.com/office/word/2006/wordml" xmlns:wps="http://schemas.microsoft.com/office/word/2010/wordprocessingShape" mc:Ignorable="w14 w15 w16se w16cid w16 w16cex w16sdtdh wp14">
+<w15:people xmlns:wpc="http://schemas.microsoft.com/office/word/2010/wordprocessingCanvas" xmlns:cx="http://schemas.microsoft.com/office/drawing/2014/chartex" xmlns:cx1="http://schemas.microsoft.com/office/drawing/2015/9/8/chartex" xmlns:cx2="http://schemas.microsoft.com/office/drawing/2015/10/21/chartex" xmlns:cx3="http://schemas.microsoft.com/office/drawing/2016/5/9/chartex" xmlns:cx4="http://schemas.microsoft.com/office/drawing/2016/5/10/chartex" xmlns:cx5="http://schemas.microsoft.com/office/drawing/2016/5/11/chartex" xmlns:cx6="http://schemas.microsoft.com/office/drawing/2016/5/12/chartex" xmlns:cx7="http://schemas.microsoft.com/office/drawing/2016/5/13/chartex" xmlns:cx8="http://schemas.microsoft.com/office/drawing/2016/5/14/chartex" xmlns:mc="http://schemas.openxmlformats.org/markup-compatibility/2006" xmlns:aink="http://schemas.microsoft.com/office/drawing/2016/ink" xmlns:am3d="http://schemas.microsoft.com/office/drawing/2017/model3d" xmlns:o="urn:schemas-microsoft-com:office:office" xmlns:oel="http://schemas.microsoft.com/office/2019/extlst" xmlns:r="http://schemas.openxmlformats.org/officeDocument/2006/relationships" xmlns:m="http://schemas.openxmlformats.org/officeDocument/2006/math" xmlns:v="urn:schemas-microsoft-com:vml" xmlns:wp14="http://schemas.microsoft.com/office/word/2010/wordprocessingDrawing" xmlns:wp="http://schemas.openxmlformats.org/drawingml/2006/wordprocessingDrawing" xmlns:w10="urn:schemas-microsoft-com:office:word" xmlns:w="http://schemas.openxmlformats.org/wordprocessingml/2006/main" xmlns:w14="http://schemas.microsoft.com/office/word/2010/wordml" xmlns:w15="http://schemas.microsoft.com/office/word/2012/wordml" xmlns:w16cex="http://schemas.microsoft.com/office/word/2018/wordml/cex" xmlns:w16cid="http://schemas.microsoft.com/office/word/2016/wordml/cid" xmlns:w16="http://schemas.microsoft.com/office/word/2018/wordml" xmlns:w16du="http://schemas.microsoft.com/office/word/2023/wordml/word16du" xmlns:w16sdtdh="http://schemas.microsoft.com/office/word/2020/wordml/sdtdatahash" xmlns:w16sdtfl="http://schemas.microsoft.com/office/word/2024/wordml/sdtformatlock" xmlns:w16se="http://schemas.microsoft.com/office/word/2015/wordml/symex" xmlns:wpg="http://schemas.microsoft.com/office/word/2010/wordprocessingGroup" xmlns:wpi="http://schemas.microsoft.com/office/word/2010/wordprocessingInk" xmlns:wne="http://schemas.microsoft.com/office/word/2006/wordml" xmlns:wps="http://schemas.microsoft.com/office/word/2010/wordprocessingShape" mc:Ignorable="w14 w15 w16se w16cid w16 w16cex w16sdtdh w16sdtfl w16du wp14">
   <w15:person w15:author="Joseph Martinez Salcedo">
     <w15:presenceInfo w15:providerId="None" w15:userId="Joseph Martinez Salcedo"/>
   </w15:person>
@@ -6281,7 +6000,7 @@
 </file>
 
 <file path=word/styles.xml><?xml version="1.0" encoding="utf-8"?>
-<w:styles xmlns:mc="http://schemas.openxmlformats.org/markup-compatibility/2006" xmlns:r="http://schemas.openxmlformats.org/officeDocument/2006/relationships" xmlns:w="http://schemas.openxmlformats.org/wordprocessingml/2006/main" xmlns:w14="http://schemas.microsoft.com/office/word/2010/wordml" xmlns:w15="http://schemas.microsoft.com/office/word/2012/wordml" xmlns:w16cex="http://schemas.microsoft.com/office/word/2018/wordml/cex" xmlns:w16cid="http://schemas.microsoft.com/office/word/2016/wordml/cid" xmlns:w16="http://schemas.microsoft.com/office/word/2018/wordml" xmlns:w16sdtdh="http://schemas.microsoft.com/office/word/2020/wordml/sdtdatahash" xmlns:w16se="http://schemas.microsoft.com/office/word/2015/wordml/symex" mc:Ignorable="w14 w15 w16se w16cid w16 w16cex w16sdtdh">
+<w:styles xmlns:mc="http://schemas.openxmlformats.org/markup-compatibility/2006" xmlns:r="http://schemas.openxmlformats.org/officeDocument/2006/relationships" xmlns:w="http://schemas.openxmlformats.org/wordprocessingml/2006/main" xmlns:w14="http://schemas.microsoft.com/office/word/2010/wordml" xmlns:w15="http://schemas.microsoft.com/office/word/2012/wordml" xmlns:w16cex="http://schemas.microsoft.com/office/word/2018/wordml/cex" xmlns:w16cid="http://schemas.microsoft.com/office/word/2016/wordml/cid" xmlns:w16="http://schemas.microsoft.com/office/word/2018/wordml" xmlns:w16du="http://schemas.microsoft.com/office/word/2023/wordml/word16du" xmlns:w16sdtdh="http://schemas.microsoft.com/office/word/2020/wordml/sdtdatahash" xmlns:w16sdtfl="http://schemas.microsoft.com/office/word/2024/wordml/sdtformatlock" xmlns:w16se="http://schemas.microsoft.com/office/word/2015/wordml/symex" mc:Ignorable="w14 w15 w16se w16cid w16 w16cex w16sdtdh w16sdtfl w16du">
   <w:docDefaults>
     <w:rPrDefault>
       <w:rPr>
